--- a/nep/docx/016.content.docx
+++ b/nep/docx/016.content.docx
@@ -218,18 +218,12 @@
         </w:rPr>
         <w:t xml:space="preserve"> एक प्रकारको चरा हो जुन </w:t>
       </w:r>
-      <w:hyperlink r:id="rId13">
-        <w:r>
-          <w:rPr>
-            <w:lang w:val="ne_NP" w:bidi="ne_NP"/>
-          </w:rPr>
-          <w:rPr>
-            <w:color w:val="0000EE"/>
-            <w:u w:val="single"/>
-          </w:rPr>
-          <w:t>इस्राएलमा</w:t>
-        </w:r>
-      </w:hyperlink>
+      <w:r>
+        <w:rPr>
+          <w:lang w:val="ne_NP" w:bidi="ne_NP"/>
+        </w:rPr>
+        <w:t>इस्राएलमा</w:t>
+      </w:r>
       <w:r>
         <w:rPr>
           <w:lang w:val="ne_NP" w:bidi="ne_NP"/>
@@ -252,7 +246,6 @@
       </w:r>
       <w:r>
         <w:rPr>
-          <w:b/>
           <w:lang w:val="ne_NP" w:bidi="ne_NP"/>
         </w:rPr>
         <w:t>इस्राएलीहरूलाई</w:t>
@@ -265,7 +258,6 @@
       </w:r>
       <w:r>
         <w:rPr>
-          <w:b/>
           <w:lang w:val="ne_NP" w:bidi="ne_NP"/>
         </w:rPr>
         <w:t>बलिदान</w:t>
@@ -292,7 +284,6 @@
       </w:r>
       <w:r>
         <w:rPr>
-          <w:b/>
           <w:lang w:val="ne_NP" w:bidi="ne_NP"/>
         </w:rPr>
         <w:t>बप्तिस्मा</w:t>
@@ -303,18 +294,12 @@
         </w:rPr>
         <w:t xml:space="preserve"> लिनुभएको बेला, ढुकुर जस्तै देखिने </w:t>
       </w:r>
-      <w:hyperlink r:id="rId14">
-        <w:r>
-          <w:rPr>
-            <w:lang w:val="ne_NP" w:bidi="ne_NP"/>
-          </w:rPr>
-          <w:rPr>
-            <w:color w:val="0000EE"/>
-            <w:u w:val="single"/>
-          </w:rPr>
-          <w:t>पवित्र आत्मा</w:t>
-        </w:r>
-      </w:hyperlink>
+      <w:r>
+        <w:rPr>
+          <w:lang w:val="ne_NP" w:bidi="ne_NP"/>
+        </w:rPr>
+        <w:t>पवित्र आत्मा</w:t>
+      </w:r>
       <w:r>
         <w:rPr>
           <w:lang w:val="ne_NP" w:bidi="ne_NP"/>
